--- a/helper_domain_task_structure_combined.docx
+++ b/helper_domain_task_structure_combined.docx
@@ -51,34 +51,10 @@
     </w:p>
     <w:p>
       <w:pPr>
-        <w:pBdr>
-          <w:bottom w:val="single" w:sz="6" w:space="8" w:color="2E75B6"/>
-        </w:pBdr>
-        <w:spacing w:after="400"/>
-        <w:jc w:val="center"/>
-      </w:pPr>
-    </w:p>
-    <w:p>
-      <w:pPr>
-        <w:pStyle w:val="Heading1"/>
-        <w:spacing w:before="300" w:after="150"/>
-      </w:pPr>
-      <w:r>
-        <w:t>Introduction</w:t>
-      </w:r>
-    </w:p>
-    <w:p>
-      <w:pPr>
-        <w:spacing w:after="120"/>
-      </w:pPr>
-      <w:r>
-        <w:t>From the images shared (TaskRabbit-style service categories), the tasks have been extracted and organized into domain-wise task categories. This structure will help design the task domains for the Helper platform database and user interface (UI).</w:t>
-      </w:r>
-    </w:p>
-    <w:p>
-      <w:pPr>
         <w:spacing w:after="200"/>
       </w:pPr>
+      <w:bookmarkStart w:id="0" w:name="_GoBack"/>
+      <w:bookmarkEnd w:id="0"/>
     </w:p>
     <w:p>
       <w:pPr>
@@ -395,7 +371,6 @@
         <w:spacing w:after="60"/>
       </w:pPr>
       <w:r>
-        <w:lastRenderedPageBreak/>
         <w:t>Hang Art, Mirror &amp; Decor</w:t>
       </w:r>
     </w:p>
@@ -467,6 +442,7 @@
           <w:iCs/>
           <w:color w:val="555555"/>
         </w:rPr>
+        <w:lastRenderedPageBreak/>
         <w:t>Tasks related to repair, maintenance, and improvement.</w:t>
       </w:r>
     </w:p>
@@ -799,7 +775,6 @@
         <w:spacing w:before="300" w:after="150"/>
       </w:pPr>
       <w:r>
-        <w:lastRenderedPageBreak/>
         <w:t>6. Moving &amp; Heavy Lifting Domain</w:t>
       </w:r>
     </w:p>
@@ -897,6 +872,7 @@
         <w:spacing w:after="60"/>
       </w:pPr>
       <w:r>
+        <w:lastRenderedPageBreak/>
         <w:t>Local Movers</w:t>
       </w:r>
     </w:p>
@@ -1226,7 +1202,6 @@
         <w:spacing w:after="60"/>
       </w:pPr>
       <w:r>
-        <w:lastRenderedPageBreak/>
         <w:t>Wait in Line</w:t>
       </w:r>
     </w:p>
@@ -1296,6 +1271,7 @@
         <w:spacing w:after="60"/>
       </w:pPr>
       <w:r>
+        <w:lastRenderedPageBreak/>
         <w:t>TV Mounting</w:t>
       </w:r>
     </w:p>
@@ -1639,7 +1615,6 @@
           <w:sz w:val="20"/>
           <w:szCs w:val="20"/>
         </w:rPr>
-        <w:lastRenderedPageBreak/>
         <w:t>│     ├── Furniture Movers</w:t>
       </w:r>
     </w:p>
@@ -1724,6 +1699,7 @@
         <w:spacing w:before="300" w:after="150"/>
       </w:pPr>
       <w:r>
+        <w:lastRenderedPageBreak/>
         <w:t>Platform Architecture Note</w:t>
       </w:r>
     </w:p>
@@ -2116,8 +2092,6 @@
       <w:pPr>
         <w:spacing w:after="60"/>
       </w:pPr>
-      <w:bookmarkStart w:id="0" w:name="_GoBack"/>
-      <w:bookmarkEnd w:id="0"/>
     </w:p>
     <w:sectPr>
       <w:pgSz w:w="12240" w:h="15840"/>
